--- a/applications_generated/sa_technologies_support_engineer_python/ATS_RESUME.docx
+++ b/applications_generated/sa_technologies_support_engineer_python/ATS_RESUME.docx
@@ -594,31 +594,31 @@
       </w:rPr>
     </w:lvl>
   </w:abstractNum>
-  <w:num w:numId="1" w16cid:durableId="1487353177">
+  <w:num w:numId="1" w16cid:durableId="1628660812">
     <w:abstractNumId w:val="8"/>
   </w:num>
-  <w:num w:numId="2" w16cid:durableId="961378332">
+  <w:num w:numId="2" w16cid:durableId="1502547814">
     <w:abstractNumId w:val="6"/>
   </w:num>
-  <w:num w:numId="3" w16cid:durableId="99378946">
+  <w:num w:numId="3" w16cid:durableId="858203031">
     <w:abstractNumId w:val="5"/>
   </w:num>
-  <w:num w:numId="4" w16cid:durableId="1224752511">
+  <w:num w:numId="4" w16cid:durableId="1673338326">
     <w:abstractNumId w:val="4"/>
   </w:num>
-  <w:num w:numId="5" w16cid:durableId="301430315">
+  <w:num w:numId="5" w16cid:durableId="1596740976">
     <w:abstractNumId w:val="7"/>
   </w:num>
-  <w:num w:numId="6" w16cid:durableId="1824854068">
+  <w:num w:numId="6" w16cid:durableId="729770470">
     <w:abstractNumId w:val="3"/>
   </w:num>
-  <w:num w:numId="7" w16cid:durableId="795563808">
+  <w:num w:numId="7" w16cid:durableId="869031550">
     <w:abstractNumId w:val="2"/>
   </w:num>
-  <w:num w:numId="8" w16cid:durableId="186988650">
+  <w:num w:numId="8" w16cid:durableId="1096948887">
     <w:abstractNumId w:val="1"/>
   </w:num>
-  <w:num w:numId="9" w16cid:durableId="289090879">
+  <w:num w:numId="9" w16cid:durableId="1924102345">
     <w:abstractNumId w:val="0"/>
   </w:num>
 </w:numbering>

--- a/applications_generated/sa_technologies_support_engineer_python/ATS_RESUME.docx
+++ b/applications_generated/sa_technologies_support_engineer_python/ATS_RESUME.docx
@@ -594,31 +594,31 @@
       </w:rPr>
     </w:lvl>
   </w:abstractNum>
-  <w:num w:numId="1" w16cid:durableId="1628660812">
+  <w:num w:numId="1" w16cid:durableId="1245530023">
     <w:abstractNumId w:val="8"/>
   </w:num>
-  <w:num w:numId="2" w16cid:durableId="1502547814">
+  <w:num w:numId="2" w16cid:durableId="1360667229">
     <w:abstractNumId w:val="6"/>
   </w:num>
-  <w:num w:numId="3" w16cid:durableId="858203031">
+  <w:num w:numId="3" w16cid:durableId="361177790">
     <w:abstractNumId w:val="5"/>
   </w:num>
-  <w:num w:numId="4" w16cid:durableId="1673338326">
+  <w:num w:numId="4" w16cid:durableId="1076704121">
     <w:abstractNumId w:val="4"/>
   </w:num>
-  <w:num w:numId="5" w16cid:durableId="1596740976">
+  <w:num w:numId="5" w16cid:durableId="480393126">
     <w:abstractNumId w:val="7"/>
   </w:num>
-  <w:num w:numId="6" w16cid:durableId="729770470">
+  <w:num w:numId="6" w16cid:durableId="1614050339">
     <w:abstractNumId w:val="3"/>
   </w:num>
-  <w:num w:numId="7" w16cid:durableId="869031550">
+  <w:num w:numId="7" w16cid:durableId="957950421">
     <w:abstractNumId w:val="2"/>
   </w:num>
-  <w:num w:numId="8" w16cid:durableId="1096948887">
+  <w:num w:numId="8" w16cid:durableId="1766149082">
     <w:abstractNumId w:val="1"/>
   </w:num>
-  <w:num w:numId="9" w16cid:durableId="1924102345">
+  <w:num w:numId="9" w16cid:durableId="2041512172">
     <w:abstractNumId w:val="0"/>
   </w:num>
 </w:numbering>
